--- a/semana 3/Indicaciones tutota Alexandra Arciniegas.docx
+++ b/semana 3/Indicaciones tutota Alexandra Arciniegas.docx
@@ -757,13 +757,7 @@
         <w:rPr>
           <w:lang w:val="es-ES"/>
         </w:rPr>
-        <w:t>) → clasificación de intención</w:t>
-      </w:r>
-      <w:r>
-        <w:rPr>
-          <w:lang w:val="es-ES"/>
-        </w:rPr>
-        <w:t xml:space="preserve">, </w:t>
+        <w:t xml:space="preserve">) → clasificación de intención, </w:t>
       </w:r>
       <w:proofErr w:type="spellStart"/>
       <w:r>
@@ -821,13 +815,7 @@
         <w:rPr>
           <w:lang w:val="es-ES"/>
         </w:rPr>
-        <w:t xml:space="preserve"> con</w:t>
-      </w:r>
-      <w:r>
-        <w:rPr>
-          <w:lang w:val="es-ES"/>
-        </w:rPr>
-        <w:t xml:space="preserve">, </w:t>
+        <w:t xml:space="preserve"> con, </w:t>
       </w:r>
       <w:proofErr w:type="spellStart"/>
       <w:r>
@@ -948,9 +936,16 @@
       </w:pPr>
       <w:r>
         <w:rPr>
-          <w:lang w:val="es-ES"/>
-        </w:rPr>
-        <w:t xml:space="preserve">¿Identifica grupos? formas de </w:t>
+          <w:highlight w:val="yellow"/>
+          <w:lang w:val="es-ES"/>
+        </w:rPr>
+        <w:t>¿Identifica grupos</w:t>
+      </w:r>
+      <w:r>
+        <w:rPr>
+          <w:lang w:val="es-ES"/>
+        </w:rPr>
+        <w:t xml:space="preserve">? formas de </w:t>
       </w:r>
       <w:r>
         <w:rPr>
@@ -2511,6 +2506,7 @@
   <w:style w:type="character" w:default="1" w:styleId="DefaultParagraphFont">
     <w:name w:val="Default Paragraph Font"/>
     <w:uiPriority w:val="1"/>
+    <w:semiHidden/>
     <w:unhideWhenUsed/>
   </w:style>
   <w:style w:type="table" w:default="1" w:styleId="TableNormal">
